--- a/docs/ingles/Wilson dos Santos - 02July2025.docx
+++ b/docs/ingles/Wilson dos Santos - 02July2025.docx
@@ -65,6 +65,7 @@
         <w:tc>
           <w:tcPr>
             <w:tcW w:w="3231" w:type="dxa"/>
+            <w:shd w:val="clear" w:color="auto" w:fill="auto"/>
           </w:tcPr>
           <w:bookmarkEnd w:id="0"/>
           <w:p>
@@ -115,6 +116,7 @@
         <w:tc>
           <w:tcPr>
             <w:tcW w:w="3231" w:type="dxa"/>
+            <w:shd w:val="clear" w:color="auto" w:fill="auto"/>
           </w:tcPr>
           <w:p>
             <w:pPr>
@@ -146,6 +148,7 @@
         <w:tc>
           <w:tcPr>
             <w:tcW w:w="3231" w:type="dxa"/>
+            <w:shd w:val="clear" w:color="auto" w:fill="auto"/>
           </w:tcPr>
           <w:p>
             <w:pPr>
@@ -184,6 +187,7 @@
         <w:tc>
           <w:tcPr>
             <w:tcW w:w="3231" w:type="dxa"/>
+            <w:shd w:val="clear" w:color="auto" w:fill="auto"/>
           </w:tcPr>
           <w:p>
             <w:pPr>
@@ -284,21 +288,7 @@
         <w:rPr>
           <w:rFonts w:ascii="Aptos" w:hAnsi="Aptos"/>
         </w:rPr>
-        <w:t xml:space="preserve"> to configure a new VPN for my </w:t>
-      </w:r>
-      <w:proofErr w:type="gramStart"/>
-      <w:r>
-        <w:rPr>
-          <w:rFonts w:ascii="Aptos" w:hAnsi="Aptos"/>
-        </w:rPr>
-        <w:t>customer</w:t>
-      </w:r>
-      <w:proofErr w:type="gramEnd"/>
-      <w:r>
-        <w:rPr>
-          <w:rFonts w:ascii="Aptos" w:hAnsi="Aptos"/>
-        </w:rPr>
-        <w:t xml:space="preserve"> and </w:t>
+        <w:t xml:space="preserve"> to configure a new VPN for my customer and </w:t>
       </w:r>
       <w:r>
         <w:rPr>
@@ -318,19 +308,11 @@
         </w:rPr>
         <w:t xml:space="preserve">s. </w:t>
       </w:r>
-      <w:proofErr w:type="gramStart"/>
       <w:r>
         <w:rPr>
           <w:rFonts w:ascii="Aptos" w:hAnsi="Aptos"/>
         </w:rPr>
-        <w:t>So</w:t>
-      </w:r>
-      <w:proofErr w:type="gramEnd"/>
-      <w:r>
-        <w:rPr>
-          <w:rFonts w:ascii="Aptos" w:hAnsi="Aptos"/>
-        </w:rPr>
-        <w:t xml:space="preserve"> I </w:t>
+        <w:t xml:space="preserve">So I </w:t>
       </w:r>
       <w:r>
         <w:rPr>
@@ -4067,10 +4049,4 @@
     </a:ext>
   </a:extLst>
 </a:theme>
-</file>
-
-<file path=docMetadata/LabelInfo.xml><?xml version="1.0" encoding="utf-8"?>
-<clbl:labelList xmlns:clbl="http://schemas.microsoft.com/office/2020/mipLabelMetadata">
-  <clbl:label id="{87867195-f2b8-4ac2-b0b6-6bb73cb33afc}" enabled="1" method="Privileged" siteId="{72f988bf-86f1-41af-91ab-2d7cd011db47}" contentBits="0" removed="0"/>
-</clbl:labelList>
 </file>